--- a/downloads/documents/04 Units/Unit 05 - Apparel and Textile Production and Design - Make It, Mend It, Wear It/Lesson 05.11 - Build the Drawstring Bag and the Stitch Sampler Check.docx
+++ b/downloads/documents/04 Units/Unit 05 - Apparel and Textile Production and Design - Make It, Mend It, Wear It/Lesson 05.11 - Build the Drawstring Bag and the Stitch Sampler Check.docx
@@ -401,7 +401,7 @@
         <w:t xml:space="preserve">Vocabulary 05.md</w:t>
       </w:r>
       <w:r>
-        <w:t xml:space="preserve">) for Turkish, Portuguese, and Spanish.</w:t>
+        <w:t xml:space="preserve">) for Spanish.</w:t>
       </w:r>
     </w:p>
     <w:p>
@@ -1777,7 +1777,7 @@
         <w:pStyle w:val="Compact"/>
       </w:pPr>
       <w:r>
-        <w:t xml:space="preserve">ELL: the pattern guide and the closure cards are numbered picture steps; every direction is demonstrated before it is said; the three check questions are posted at each station in English, Turkish, Portuguese, and Spanish (see</w:t>
+        <w:t xml:space="preserve">ELL: the pattern guide and the closure cards are numbered picture steps; every direction is demonstrated before it is said; the three check questions are posted at each station in English and Spanish (see</w:t>
       </w:r>
       <w:r>
         <w:t xml:space="preserve"> </w:t>

--- a/downloads/documents/04 Units/Unit 05 - Apparel and Textile Production and Design - Make It, Mend It, Wear It/Lesson 05.11 - Build the Drawstring Bag and the Stitch Sampler Check.docx
+++ b/downloads/documents/04 Units/Unit 05 - Apparel and Textile Production and Design - Make It, Mend It, Wear It/Lesson 05.11 - Build the Drawstring Bag and the Stitch Sampler Check.docx
@@ -495,7 +495,7 @@
         <w:pStyle w:val="Compact"/>
       </w:pPr>
       <w:r>
-        <w:t xml:space="preserve">Each student’s named zip bag with the practice cloth, felt pieces, and portfolio card from Lessons 5.6 to 5.8, plus the machine seam scrap from Day 1 (it becomes the sampler’s machine box).</w:t>
+        <w:t xml:space="preserve">Each student’s named zip bag with the practice cloth, felt pieces, portfolio card, and repair piece or its photograph from Lessons 5.6 to 5.9, plus the machine seam scrap from Day 2 (it becomes the sampler’s machine box).</w:t>
       </w:r>
     </w:p>
     <w:p>
@@ -1193,7 +1193,7 @@
               <w:jc w:val="left"/>
             </w:pPr>
             <w:r>
-              <w:t xml:space="preserve">Release. Second side seam first, same rules, stopping at the channel mark, backstitched both ends. Then the fold, the pins, one pass at the iron (mine), and the channel seam. The check-as-you-go rule from hand sewing still runs: every few inches, stop, look, three questions: on the line, even, flat. Circulate and score rubric rows 1 and 2 live. A jammed machine gets the doctor tag and the student moves to a spare or the hand station without waiting. Hand path: seam two and the bottom, then the pouch’s button-and-loop closure begins.</w:t>
+              <w:t xml:space="preserve">Release. Second side seam first, same rules, stopping at the channel mark, backstitched both ends. Then the fold, the pins, one pass at the iron (mine), and the channel seam. The check-as-you-go rule from hand sewing still runs: every few inches, stop, look, three questions: on the line, even, flat. Circulate and score rubric rows 2 and 5 live. A jammed machine gets the doctor tag and the student moves to a spare or the hand station without waiting. Hand path: seam two and the bottom, then the pouch’s button-and-loop closure begins.</w:t>
             </w:r>
           </w:p>
         </w:tc>
